--- a/testakten/starug-schutzschirm-grossbach-druckguss-erfurt/16_korrespondenz_aluminium_stade.docx
+++ b/testakten/starug-schutzschirm-grossbach-druckguss-erfurt/16_korrespondenz_aluminium_stade.docx
@@ -5,64 +5,99 @@
     <w:p>
       <w:pPr>
         <w:pStyle w:val="Heading1"/>
+        <w:spacing w:after="160" w:line="259" w:lineRule="auto"/>
       </w:pPr>
       <w:r>
         <w:rPr>
           <w:rFonts w:ascii="Times New Roman" w:hAnsi="Times New Roman"/>
+          <w:b/>
+          <w:sz w:val="28"/>
         </w:rPr>
         <w:t>16 – Korrespondenz mit Aluminium Stade GmbH &amp; Co. KG / RA Lauterbach</w:t>
       </w:r>
     </w:p>
     <w:p>
       <w:pPr>
+        <w:spacing w:before="120" w:after="60" w:line="259" w:lineRule="auto"/>
         <w:jc w:val="left"/>
       </w:pPr>
       <w:r>
         <w:rPr>
-          <w:b/>
+          <w:rFonts w:ascii="Times New Roman" w:hAnsi="Times New Roman"/>
+          <w:b w:val="0"/>
+          <w:i w:val="0"/>
+          <w:sz w:val="22"/>
         </w:rPr>
         <w:t>Bearbeiter:</w:t>
       </w:r>
       <w:r>
+        <w:rPr>
+          <w:rFonts w:ascii="Times New Roman" w:hAnsi="Times New Roman"/>
+          <w:b w:val="0"/>
+          <w:i w:val="0"/>
+          <w:sz w:val="22"/>
+        </w:rPr>
         <w:t xml:space="preserve"> RA Dr. Maximilian Drosselberg</w:t>
       </w:r>
     </w:p>
     <w:p>
       <w:pPr>
+        <w:spacing w:before="120" w:after="60" w:line="259" w:lineRule="auto"/>
         <w:jc w:val="left"/>
       </w:pPr>
       <w:r>
         <w:rPr>
+          <w:rFonts w:ascii="Times New Roman" w:hAnsi="Times New Roman"/>
           <w:b/>
+          <w:sz w:val="22"/>
         </w:rPr>
         <w:t>Zeitraum:</w:t>
       </w:r>
       <w:r>
+        <w:rPr>
+          <w:rFonts w:ascii="Times New Roman" w:hAnsi="Times New Roman"/>
+          <w:b/>
+          <w:sz w:val="22"/>
+        </w:rPr>
         <w:t xml:space="preserve"> Mai–Juni 2026</w:t>
       </w:r>
     </w:p>
-    <w:p/>
     <w:p>
       <w:pPr>
+        <w:spacing w:line="259" w:lineRule="auto" w:after="60"/>
+      </w:pPr>
+    </w:p>
+    <w:p>
+      <w:pPr>
         <w:pStyle w:val="Heading2"/>
+        <w:spacing w:before="120" w:after="60" w:line="259" w:lineRule="auto"/>
       </w:pPr>
       <w:r>
         <w:rPr>
           <w:rFonts w:ascii="Times New Roman" w:hAnsi="Times New Roman"/>
+          <w:b/>
+          <w:sz w:val="22"/>
         </w:rPr>
         <w:t>Ausgangssachverhalt</w:t>
       </w:r>
     </w:p>
     <w:p>
       <w:pPr>
+        <w:spacing w:before="120" w:after="60" w:line="259" w:lineRule="auto"/>
         <w:jc w:val="left"/>
       </w:pPr>
       <w:r>
+        <w:rPr>
+          <w:rFonts w:ascii="Times New Roman" w:hAnsi="Times New Roman"/>
+          <w:b/>
+          <w:sz w:val="22"/>
+        </w:rPr>
         <w:t>Aluminium Stade GmbH &amp; Co. KG (Sitz: Industriestraße 22, 21683 Stade) ist der</w:t>
       </w:r>
     </w:p>
     <w:p>
       <w:pPr>
+        <w:spacing w:line="259" w:lineRule="auto" w:after="60"/>
         <w:jc w:val="left"/>
       </w:pPr>
       <w:r>
@@ -71,6 +106,7 @@
     </w:p>
     <w:p>
       <w:pPr>
+        <w:spacing w:line="259" w:lineRule="auto" w:after="60"/>
         <w:jc w:val="left"/>
       </w:pPr>
       <w:r>
@@ -79,6 +115,7 @@
     </w:p>
     <w:p>
       <w:pPr>
+        <w:spacing w:line="259" w:lineRule="auto" w:after="60"/>
         <w:jc w:val="left"/>
       </w:pPr>
       <w:r>
@@ -87,16 +124,28 @@
     </w:p>
     <w:p>
       <w:pPr>
+        <w:spacing w:line="259" w:lineRule="auto" w:after="60"/>
         <w:jc w:val="left"/>
       </w:pPr>
       <w:r>
+        <w:rPr>
+          <w:rFonts w:ascii="Times New Roman" w:hAnsi="Times New Roman"/>
+          <w:b w:val="0"/>
+          <w:i w:val="0"/>
+          <w:sz w:val="22"/>
+        </w:rPr>
         <w:t>Kanzlei Lauterbach &amp; Stölzner, Alsterchaussee 4, 20149 Hamburg.</w:t>
       </w:r>
     </w:p>
-    <w:p/>
     <w:p>
       <w:pPr>
+        <w:spacing w:line="259" w:lineRule="auto" w:after="60"/>
+      </w:pPr>
+    </w:p>
+    <w:p>
+      <w:pPr>
         <w:pStyle w:val="Heading2"/>
+        <w:spacing w:line="259" w:lineRule="auto" w:after="60"/>
       </w:pPr>
       <w:r>
         <w:rPr>
@@ -107,6 +156,7 @@
     </w:p>
     <w:p>
       <w:pPr>
+        <w:spacing w:line="259" w:lineRule="auto" w:after="60"/>
         <w:jc w:val="left"/>
       </w:pPr>
       <w:r>
@@ -118,6 +168,7 @@
     </w:p>
     <w:p>
       <w:pPr>
+        <w:spacing w:line="259" w:lineRule="auto" w:after="60"/>
         <w:ind w:left="567"/>
       </w:pPr>
       <w:r>
@@ -129,11 +180,13 @@
     </w:p>
     <w:p>
       <w:pPr>
+        <w:spacing w:line="259" w:lineRule="auto" w:after="60"/>
         <w:ind w:left="567"/>
       </w:pPr>
     </w:p>
     <w:p>
       <w:pPr>
+        <w:spacing w:line="259" w:lineRule="auto" w:after="60"/>
         <w:ind w:left="567"/>
       </w:pPr>
       <w:r>
@@ -145,6 +198,7 @@
     </w:p>
     <w:p>
       <w:pPr>
+        <w:spacing w:line="259" w:lineRule="auto" w:after="60"/>
         <w:ind w:left="567"/>
       </w:pPr>
       <w:r>
@@ -156,6 +210,7 @@
     </w:p>
     <w:p>
       <w:pPr>
+        <w:spacing w:line="259" w:lineRule="auto" w:after="60"/>
         <w:ind w:left="567"/>
       </w:pPr>
       <w:r>
@@ -167,11 +222,13 @@
     </w:p>
     <w:p>
       <w:pPr>
+        <w:spacing w:line="259" w:lineRule="auto" w:after="60"/>
         <w:ind w:left="567"/>
       </w:pPr>
     </w:p>
     <w:p>
       <w:pPr>
+        <w:spacing w:line="259" w:lineRule="auto" w:after="60"/>
         <w:ind w:left="567"/>
       </w:pPr>
       <w:r>
@@ -183,6 +240,7 @@
     </w:p>
     <w:p>
       <w:pPr>
+        <w:spacing w:line="259" w:lineRule="auto" w:after="60"/>
         <w:ind w:left="567"/>
       </w:pPr>
       <w:r>
@@ -194,6 +252,7 @@
     </w:p>
     <w:p>
       <w:pPr>
+        <w:spacing w:line="259" w:lineRule="auto" w:after="60"/>
         <w:ind w:left="567"/>
       </w:pPr>
       <w:r>
@@ -205,11 +264,13 @@
     </w:p>
     <w:p>
       <w:pPr>
+        <w:spacing w:line="259" w:lineRule="auto" w:after="60"/>
         <w:ind w:left="567"/>
       </w:pPr>
     </w:p>
     <w:p>
       <w:pPr>
+        <w:spacing w:line="259" w:lineRule="auto" w:after="60"/>
         <w:ind w:left="567"/>
       </w:pPr>
       <w:r>
@@ -221,6 +282,7 @@
     </w:p>
     <w:p>
       <w:pPr>
+        <w:spacing w:line="259" w:lineRule="auto" w:after="60"/>
         <w:ind w:left="567"/>
       </w:pPr>
       <w:r>
@@ -230,10 +292,15 @@
         <w:t>Christian Lauterbach, Rechtsanwalt</w:t>
       </w:r>
     </w:p>
-    <w:p/>
     <w:p>
       <w:pPr>
+        <w:spacing w:line="259" w:lineRule="auto" w:after="60"/>
+      </w:pPr>
+    </w:p>
+    <w:p>
+      <w:pPr>
         <w:pStyle w:val="Heading2"/>
+        <w:spacing w:line="259" w:lineRule="auto" w:after="60"/>
       </w:pPr>
       <w:r>
         <w:rPr>
@@ -244,6 +311,7 @@
     </w:p>
     <w:p>
       <w:pPr>
+        <w:spacing w:line="259" w:lineRule="auto" w:after="60"/>
         <w:ind w:left="567"/>
       </w:pPr>
       <w:r>
@@ -255,11 +323,13 @@
     </w:p>
     <w:p>
       <w:pPr>
+        <w:spacing w:line="259" w:lineRule="auto" w:after="60"/>
         <w:ind w:left="567"/>
       </w:pPr>
     </w:p>
     <w:p>
       <w:pPr>
+        <w:spacing w:line="259" w:lineRule="auto" w:after="60"/>
         <w:ind w:left="567"/>
       </w:pPr>
       <w:r>
@@ -271,11 +341,13 @@
     </w:p>
     <w:p>
       <w:pPr>
+        <w:spacing w:line="259" w:lineRule="auto" w:after="60"/>
         <w:ind w:left="567"/>
       </w:pPr>
     </w:p>
     <w:p>
       <w:pPr>
+        <w:spacing w:line="259" w:lineRule="auto" w:after="60"/>
         <w:ind w:left="567"/>
       </w:pPr>
       <w:r>
@@ -287,6 +359,7 @@
     </w:p>
     <w:p>
       <w:pPr>
+        <w:spacing w:line="259" w:lineRule="auto" w:after="60"/>
         <w:ind w:left="567"/>
       </w:pPr>
       <w:r>
@@ -298,6 +371,7 @@
     </w:p>
     <w:p>
       <w:pPr>
+        <w:spacing w:line="259" w:lineRule="auto" w:after="60"/>
         <w:ind w:left="567"/>
       </w:pPr>
       <w:r>
@@ -309,6 +383,7 @@
     </w:p>
     <w:p>
       <w:pPr>
+        <w:spacing w:line="259" w:lineRule="auto" w:after="60"/>
         <w:ind w:left="567"/>
       </w:pPr>
       <w:r>
@@ -320,11 +395,13 @@
     </w:p>
     <w:p>
       <w:pPr>
+        <w:spacing w:line="259" w:lineRule="auto" w:after="60"/>
         <w:ind w:left="567"/>
       </w:pPr>
     </w:p>
     <w:p>
       <w:pPr>
+        <w:spacing w:line="259" w:lineRule="auto" w:after="60"/>
         <w:ind w:left="567"/>
       </w:pPr>
       <w:r>
@@ -336,6 +413,7 @@
     </w:p>
     <w:p>
       <w:pPr>
+        <w:spacing w:line="259" w:lineRule="auto" w:after="60"/>
         <w:ind w:left="567"/>
       </w:pPr>
       <w:r>
@@ -347,11 +425,13 @@
     </w:p>
     <w:p>
       <w:pPr>
+        <w:spacing w:line="259" w:lineRule="auto" w:after="60"/>
         <w:ind w:left="567"/>
       </w:pPr>
     </w:p>
     <w:p>
       <w:pPr>
+        <w:spacing w:line="259" w:lineRule="auto" w:after="60"/>
         <w:ind w:left="567"/>
       </w:pPr>
       <w:r>
@@ -363,6 +443,7 @@
     </w:p>
     <w:p>
       <w:pPr>
+        <w:spacing w:line="259" w:lineRule="auto" w:after="60"/>
         <w:ind w:left="567"/>
       </w:pPr>
       <w:r>
@@ -374,6 +455,7 @@
     </w:p>
     <w:p>
       <w:pPr>
+        <w:spacing w:line="259" w:lineRule="auto" w:after="60"/>
         <w:ind w:left="567"/>
       </w:pPr>
       <w:r>
@@ -385,6 +467,7 @@
     </w:p>
     <w:p>
       <w:pPr>
+        <w:spacing w:line="259" w:lineRule="auto" w:after="60"/>
         <w:ind w:left="567"/>
       </w:pPr>
       <w:r>
@@ -396,11 +479,13 @@
     </w:p>
     <w:p>
       <w:pPr>
+        <w:spacing w:line="259" w:lineRule="auto" w:after="60"/>
         <w:ind w:left="567"/>
       </w:pPr>
     </w:p>
     <w:p>
       <w:pPr>
+        <w:spacing w:line="259" w:lineRule="auto" w:after="60"/>
         <w:ind w:left="567"/>
       </w:pPr>
       <w:r>
@@ -412,6 +497,7 @@
     </w:p>
     <w:p>
       <w:pPr>
+        <w:spacing w:line="259" w:lineRule="auto" w:after="60"/>
         <w:ind w:left="567"/>
       </w:pPr>
       <w:r>
@@ -423,6 +509,7 @@
     </w:p>
     <w:p>
       <w:pPr>
+        <w:spacing w:line="259" w:lineRule="auto" w:after="60"/>
         <w:ind w:left="567"/>
       </w:pPr>
       <w:r>
@@ -434,11 +521,13 @@
     </w:p>
     <w:p>
       <w:pPr>
+        <w:spacing w:line="259" w:lineRule="auto" w:after="60"/>
         <w:ind w:left="567"/>
       </w:pPr>
     </w:p>
     <w:p>
       <w:pPr>
+        <w:spacing w:line="259" w:lineRule="auto" w:after="60"/>
         <w:ind w:left="567"/>
       </w:pPr>
       <w:r>
@@ -450,6 +539,7 @@
     </w:p>
     <w:p>
       <w:pPr>
+        <w:spacing w:line="259" w:lineRule="auto" w:after="60"/>
         <w:ind w:left="567"/>
       </w:pPr>
       <w:r>
@@ -459,10 +549,15 @@
         <w:t>Dr. Maximilian Drosselberg, Rechtsanwalt</w:t>
       </w:r>
     </w:p>
-    <w:p/>
     <w:p>
       <w:pPr>
+        <w:spacing w:line="259" w:lineRule="auto" w:after="60"/>
+      </w:pPr>
+    </w:p>
+    <w:p>
+      <w:pPr>
         <w:pStyle w:val="Heading2"/>
+        <w:spacing w:line="259" w:lineRule="auto" w:after="60"/>
       </w:pPr>
       <w:r>
         <w:rPr>
@@ -473,6 +568,7 @@
     </w:p>
     <w:p>
       <w:pPr>
+        <w:spacing w:line="259" w:lineRule="auto" w:after="60"/>
         <w:ind w:left="567"/>
       </w:pPr>
       <w:r>
@@ -484,11 +580,13 @@
     </w:p>
     <w:p>
       <w:pPr>
+        <w:spacing w:line="259" w:lineRule="auto" w:after="60"/>
         <w:ind w:left="567"/>
       </w:pPr>
     </w:p>
     <w:p>
       <w:pPr>
+        <w:spacing w:line="259" w:lineRule="auto" w:after="60"/>
         <w:ind w:left="567"/>
       </w:pPr>
       <w:r>
@@ -500,11 +598,13 @@
     </w:p>
     <w:p>
       <w:pPr>
+        <w:spacing w:line="259" w:lineRule="auto" w:after="60"/>
         <w:ind w:left="567"/>
       </w:pPr>
     </w:p>
     <w:p>
       <w:pPr>
+        <w:spacing w:line="259" w:lineRule="auto" w:after="60"/>
         <w:ind w:left="567"/>
       </w:pPr>
       <w:r>
@@ -516,6 +616,7 @@
     </w:p>
     <w:p>
       <w:pPr>
+        <w:spacing w:line="259" w:lineRule="auto" w:after="60"/>
         <w:ind w:left="567"/>
       </w:pPr>
       <w:r>
@@ -527,6 +628,7 @@
     </w:p>
     <w:p>
       <w:pPr>
+        <w:spacing w:line="259" w:lineRule="auto" w:after="60"/>
         <w:ind w:left="567"/>
       </w:pPr>
       <w:r>
@@ -538,11 +640,13 @@
     </w:p>
     <w:p>
       <w:pPr>
+        <w:spacing w:line="259" w:lineRule="auto" w:after="60"/>
         <w:ind w:left="567"/>
       </w:pPr>
     </w:p>
     <w:p>
       <w:pPr>
+        <w:spacing w:line="259" w:lineRule="auto" w:after="60"/>
         <w:ind w:left="567"/>
       </w:pPr>
       <w:r>
@@ -554,11 +658,13 @@
     </w:p>
     <w:p>
       <w:pPr>
+        <w:spacing w:line="259" w:lineRule="auto" w:after="60"/>
         <w:ind w:left="567"/>
       </w:pPr>
     </w:p>
     <w:p>
       <w:pPr>
+        <w:spacing w:line="259" w:lineRule="auto" w:after="60"/>
         <w:ind w:left="567"/>
       </w:pPr>
       <w:r>
@@ -570,6 +676,7 @@
     </w:p>
     <w:p>
       <w:pPr>
+        <w:spacing w:line="259" w:lineRule="auto" w:after="60"/>
         <w:ind w:left="567"/>
       </w:pPr>
       <w:r>
@@ -581,6 +688,7 @@
     </w:p>
     <w:p>
       <w:pPr>
+        <w:spacing w:line="259" w:lineRule="auto" w:after="60"/>
         <w:ind w:left="567"/>
       </w:pPr>
       <w:r>
@@ -592,6 +700,7 @@
     </w:p>
     <w:p>
       <w:pPr>
+        <w:spacing w:line="259" w:lineRule="auto" w:after="60"/>
         <w:ind w:left="567"/>
       </w:pPr>
       <w:r>
@@ -603,6 +712,7 @@
     </w:p>
     <w:p>
       <w:pPr>
+        <w:spacing w:line="259" w:lineRule="auto" w:after="60"/>
         <w:ind w:left="567"/>
       </w:pPr>
       <w:r>
@@ -614,11 +724,13 @@
     </w:p>
     <w:p>
       <w:pPr>
+        <w:spacing w:line="259" w:lineRule="auto" w:after="60"/>
         <w:ind w:left="567"/>
       </w:pPr>
     </w:p>
     <w:p>
       <w:pPr>
+        <w:spacing w:line="259" w:lineRule="auto" w:after="60"/>
         <w:ind w:left="567"/>
       </w:pPr>
       <w:r>
@@ -630,6 +742,7 @@
     </w:p>
     <w:p>
       <w:pPr>
+        <w:spacing w:line="259" w:lineRule="auto" w:after="60"/>
         <w:ind w:left="567"/>
       </w:pPr>
       <w:r>
@@ -641,11 +754,13 @@
     </w:p>
     <w:p>
       <w:pPr>
+        <w:spacing w:line="259" w:lineRule="auto" w:after="60"/>
         <w:ind w:left="567"/>
       </w:pPr>
     </w:p>
     <w:p>
       <w:pPr>
+        <w:spacing w:line="259" w:lineRule="auto" w:after="60"/>
         <w:ind w:left="567"/>
       </w:pPr>
       <w:r>
@@ -657,6 +772,7 @@
     </w:p>
     <w:p>
       <w:pPr>
+        <w:spacing w:line="259" w:lineRule="auto" w:after="60"/>
         <w:ind w:left="567"/>
       </w:pPr>
       <w:r>
@@ -666,10 +782,15 @@
         <w:t>Christian Lauterbach</w:t>
       </w:r>
     </w:p>
-    <w:p/>
     <w:p>
       <w:pPr>
+        <w:spacing w:line="259" w:lineRule="auto" w:after="60"/>
+      </w:pPr>
+    </w:p>
+    <w:p>
+      <w:pPr>
         <w:pStyle w:val="Heading2"/>
+        <w:spacing w:line="259" w:lineRule="auto" w:after="60"/>
       </w:pPr>
       <w:r>
         <w:rPr>
@@ -680,6 +801,7 @@
     </w:p>
     <w:p>
       <w:pPr>
+        <w:spacing w:line="259" w:lineRule="auto" w:after="60"/>
         <w:jc w:val="left"/>
       </w:pPr>
       <w:r>
@@ -689,6 +811,7 @@
     <w:p>
       <w:pPr>
         <w:pStyle w:val="ListBullet"/>
+        <w:spacing w:line="259" w:lineRule="auto" w:after="60"/>
       </w:pPr>
       <w:r>
         <w:rPr>
@@ -702,6 +825,7 @@
     </w:p>
     <w:p>
       <w:pPr>
+        <w:spacing w:line="259" w:lineRule="auto" w:after="60"/>
         <w:jc w:val="left"/>
       </w:pPr>
       <w:r>
@@ -711,6 +835,7 @@
     <w:p>
       <w:pPr>
         <w:pStyle w:val="ListBullet"/>
+        <w:spacing w:line="259" w:lineRule="auto" w:after="60"/>
       </w:pPr>
       <w:r>
         <w:rPr>
@@ -724,6 +849,7 @@
     </w:p>
     <w:p>
       <w:pPr>
+        <w:spacing w:line="259" w:lineRule="auto" w:after="60"/>
         <w:jc w:val="left"/>
       </w:pPr>
       <w:r>
@@ -733,6 +859,7 @@
     <w:p>
       <w:pPr>
         <w:pStyle w:val="ListBullet"/>
+        <w:spacing w:line="259" w:lineRule="auto" w:after="60"/>
       </w:pPr>
       <w:r>
         <w:rPr>
@@ -747,6 +874,7 @@
     <w:p>
       <w:pPr>
         <w:pStyle w:val="ListBullet"/>
+        <w:spacing w:line="259" w:lineRule="auto" w:after="60"/>
       </w:pPr>
       <w:r>
         <w:rPr>
@@ -760,6 +888,7 @@
     </w:p>
     <w:p>
       <w:pPr>
+        <w:spacing w:line="259" w:lineRule="auto" w:after="60"/>
         <w:jc w:val="left"/>
       </w:pPr>
       <w:r>
@@ -772,6 +901,7 @@
     <w:p>
       <w:pPr>
         <w:pStyle w:val="ListBullet"/>
+        <w:spacing w:line="259" w:lineRule="auto" w:after="60"/>
       </w:pPr>
       <w:r>
         <w:t>Sofortzahlung 80 TEUR (nicht 100 TEUR): als Goodwill-Geste</w:t>
@@ -780,6 +910,7 @@
     <w:p>
       <w:pPr>
         <w:pStyle w:val="ListBullet"/>
+        <w:spacing w:line="259" w:lineRule="auto" w:after="60"/>
       </w:pPr>
       <w:r>
         <w:t>IDW-S-6-Auszug (ohne Anhänge): bis 30.05. zusenden</w:t>
@@ -788,6 +919,7 @@
     <w:p>
       <w:pPr>
         <w:pStyle w:val="ListBullet"/>
+        <w:spacing w:line="259" w:lineRule="auto" w:after="60"/>
       </w:pPr>
       <w:r>
         <w:t>Verzicht-Kompromiss: Angebot 20 % für Verhandlung 14.06.</w:t>
@@ -796,15 +928,21 @@
     <w:p>
       <w:pPr>
         <w:pStyle w:val="ListBullet"/>
+        <w:spacing w:line="259" w:lineRule="auto" w:after="60"/>
       </w:pPr>
       <w:r>
         <w:t>Einkaufsgarantie: schriftlich zusagen</w:t>
       </w:r>
     </w:p>
-    <w:p/>
     <w:p>
       <w:pPr>
+        <w:spacing w:line="259" w:lineRule="auto" w:after="60"/>
+      </w:pPr>
+    </w:p>
+    <w:p>
+      <w:pPr>
         <w:pStyle w:val="Heading2"/>
+        <w:spacing w:line="259" w:lineRule="auto" w:after="60"/>
       </w:pPr>
       <w:r>
         <w:rPr>
@@ -815,6 +953,7 @@
     </w:p>
     <w:p>
       <w:pPr>
+        <w:spacing w:line="259" w:lineRule="auto" w:after="60"/>
         <w:ind w:left="567"/>
       </w:pPr>
       <w:r>
@@ -826,11 +965,13 @@
     </w:p>
     <w:p>
       <w:pPr>
+        <w:spacing w:line="259" w:lineRule="auto" w:after="60"/>
         <w:ind w:left="567"/>
       </w:pPr>
     </w:p>
     <w:p>
       <w:pPr>
+        <w:spacing w:line="259" w:lineRule="auto" w:after="60"/>
         <w:ind w:left="567"/>
       </w:pPr>
       <w:r>
@@ -842,11 +983,13 @@
     </w:p>
     <w:p>
       <w:pPr>
+        <w:spacing w:line="259" w:lineRule="auto" w:after="60"/>
         <w:ind w:left="567"/>
       </w:pPr>
     </w:p>
     <w:p>
       <w:pPr>
+        <w:spacing w:line="259" w:lineRule="auto" w:after="60"/>
         <w:ind w:left="567"/>
       </w:pPr>
       <w:r>
@@ -858,11 +1001,13 @@
     </w:p>
     <w:p>
       <w:pPr>
+        <w:spacing w:line="259" w:lineRule="auto" w:after="60"/>
         <w:ind w:left="567"/>
       </w:pPr>
     </w:p>
     <w:p>
       <w:pPr>
+        <w:spacing w:line="259" w:lineRule="auto" w:after="60"/>
         <w:ind w:left="567"/>
       </w:pPr>
       <w:r>
@@ -887,6 +1032,7 @@
     </w:p>
     <w:p>
       <w:pPr>
+        <w:spacing w:line="259" w:lineRule="auto" w:after="60"/>
         <w:ind w:left="567"/>
       </w:pPr>
       <w:r>
@@ -911,6 +1057,7 @@
     </w:p>
     <w:p>
       <w:pPr>
+        <w:spacing w:line="259" w:lineRule="auto" w:after="60"/>
         <w:ind w:left="567"/>
       </w:pPr>
       <w:r>
@@ -922,6 +1069,7 @@
     </w:p>
     <w:p>
       <w:pPr>
+        <w:spacing w:line="259" w:lineRule="auto" w:after="60"/>
         <w:ind w:left="567"/>
       </w:pPr>
       <w:r>
@@ -946,6 +1094,7 @@
     </w:p>
     <w:p>
       <w:pPr>
+        <w:spacing w:line="259" w:lineRule="auto" w:after="60"/>
         <w:ind w:left="567"/>
       </w:pPr>
       <w:r>
@@ -957,6 +1106,7 @@
     </w:p>
     <w:p>
       <w:pPr>
+        <w:spacing w:line="259" w:lineRule="auto" w:after="60"/>
         <w:ind w:left="567"/>
       </w:pPr>
       <w:r>
@@ -981,11 +1131,13 @@
     </w:p>
     <w:p>
       <w:pPr>
+        <w:spacing w:line="259" w:lineRule="auto" w:after="60"/>
         <w:ind w:left="567"/>
       </w:pPr>
     </w:p>
     <w:p>
       <w:pPr>
+        <w:spacing w:line="259" w:lineRule="auto" w:after="60"/>
         <w:ind w:left="567"/>
       </w:pPr>
       <w:r>
@@ -997,6 +1149,7 @@
     </w:p>
     <w:p>
       <w:pPr>
+        <w:spacing w:line="259" w:lineRule="auto" w:after="60"/>
         <w:ind w:left="567"/>
       </w:pPr>
       <w:r>
@@ -1008,11 +1161,13 @@
     </w:p>
     <w:p>
       <w:pPr>
+        <w:spacing w:line="259" w:lineRule="auto" w:after="60"/>
         <w:ind w:left="567"/>
       </w:pPr>
     </w:p>
     <w:p>
       <w:pPr>
+        <w:spacing w:line="259" w:lineRule="auto" w:after="60"/>
         <w:ind w:left="567"/>
       </w:pPr>
       <w:r>
@@ -1024,6 +1179,7 @@
     </w:p>
     <w:p>
       <w:pPr>
+        <w:spacing w:line="259" w:lineRule="auto" w:after="60"/>
         <w:ind w:left="567"/>
       </w:pPr>
       <w:r>
@@ -1033,9 +1189,14 @@
         <w:t>Dr. Maximilian Drosselberg</w:t>
       </w:r>
     </w:p>
-    <w:p/>
     <w:p>
       <w:pPr>
+        <w:spacing w:line="259" w:lineRule="auto" w:after="60"/>
+      </w:pPr>
+    </w:p>
+    <w:p>
+      <w:pPr>
+        <w:spacing w:line="259" w:lineRule="auto" w:after="60"/>
         <w:jc w:val="left"/>
       </w:pPr>
       <w:r>
@@ -1047,6 +1208,7 @@
     </w:p>
     <w:p>
       <w:pPr>
+        <w:spacing w:line="259" w:lineRule="auto" w:after="60"/>
         <w:jc w:val="left"/>
       </w:pPr>
       <w:r>
@@ -1057,13 +1219,58 @@
       </w:r>
     </w:p>
     <w:sectPr>
+      <w:headerReference w:type="default" r:id="rId9"/>
+      <w:footerReference w:type="default" r:id="rId10"/>
       <w:pgSz w:w="11906" w:h="16838"/>
-      <w:pgMar w:top="1417" w:right="1417" w:bottom="1417" w:left="1417" w:header="720" w:footer="720" w:gutter="0"/>
+      <w:pgMar w:top="1191" w:right="1247" w:bottom="1134" w:left="1361" w:header="720" w:footer="720" w:gutter="0"/>
       <w:cols w:space="720"/>
       <w:docGrid w:linePitch="360"/>
     </w:sectPr>
   </w:body>
 </w:document>
+</file>
+
+<file path=word/footer1.xml><?xml version="1.0" encoding="utf-8"?>
+<w:ftr xmlns:m="http://schemas.openxmlformats.org/officeDocument/2006/math" xmlns:mc="http://schemas.openxmlformats.org/markup-compatibility/2006" xmlns:mo="http://schemas.microsoft.com/office/mac/office/2008/main" xmlns:mv="urn:schemas-microsoft-com:mac:vml" xmlns:o="urn:schemas-microsoft-com:office:office" xmlns:r="http://schemas.openxmlformats.org/officeDocument/2006/relationships" xmlns:v="urn:schemas-microsoft-com:vml" xmlns:w10="urn:schemas-microsoft-com:office:word" xmlns:w14="http://schemas.microsoft.com/office/word/2010/wordml" xmlns:w="http://schemas.openxmlformats.org/wordprocessingml/2006/main" xmlns:wne="http://schemas.microsoft.com/office/word/2006/wordml" xmlns:wp14="http://schemas.microsoft.com/office/word/2010/wordprocessingDrawing" xmlns:wp="http://schemas.openxmlformats.org/drawingml/2006/wordprocessingDrawing" xmlns:wpc="http://schemas.microsoft.com/office/word/2010/wordprocessingCanvas" xmlns:wpg="http://schemas.microsoft.com/office/word/2010/wordprocessingGroup" xmlns:wpi="http://schemas.microsoft.com/office/word/2010/wordprocessingInk" xmlns:wps="http://schemas.microsoft.com/office/word/2010/wordprocessingShape" mc:Ignorable="w14 wp14">
+  <w:p>
+    <w:pPr>
+      <w:pStyle w:val="Footer"/>
+      <w:jc w:val="left"/>
+    </w:pPr>
+    <w:r/>
+    <w:r>
+      <w:rPr>
+        <w:rFonts w:ascii="Times New Roman" w:hAnsi="Times New Roman"/>
+        <w:b w:val="0"/>
+        <w:color w:val="777777"/>
+        <w:sz w:val="17"/>
+      </w:rPr>
+      <w:t>Vertraulich | Bearbeitungsstand Juli 2026 | nur zur Aktenbearbeitung</w:t>
+    </w:r>
+  </w:p>
+</w:ftr>
+</file>
+
+<file path=word/header1.xml><?xml version="1.0" encoding="utf-8"?>
+<w:hdr xmlns:m="http://schemas.openxmlformats.org/officeDocument/2006/math" xmlns:mc="http://schemas.openxmlformats.org/markup-compatibility/2006" xmlns:mo="http://schemas.microsoft.com/office/mac/office/2008/main" xmlns:mv="urn:schemas-microsoft-com:mac:vml" xmlns:o="urn:schemas-microsoft-com:office:office" xmlns:r="http://schemas.openxmlformats.org/officeDocument/2006/relationships" xmlns:v="urn:schemas-microsoft-com:vml" xmlns:w10="urn:schemas-microsoft-com:office:word" xmlns:w14="http://schemas.microsoft.com/office/word/2010/wordml" xmlns:w="http://schemas.openxmlformats.org/wordprocessingml/2006/main" xmlns:wne="http://schemas.microsoft.com/office/word/2006/wordml" xmlns:wp14="http://schemas.microsoft.com/office/word/2010/wordprocessingDrawing" xmlns:wp="http://schemas.openxmlformats.org/drawingml/2006/wordprocessingDrawing" xmlns:wpc="http://schemas.microsoft.com/office/word/2010/wordprocessingCanvas" xmlns:wpg="http://schemas.microsoft.com/office/word/2010/wordprocessingGroup" xmlns:wpi="http://schemas.microsoft.com/office/word/2010/wordprocessingInk" xmlns:wps="http://schemas.microsoft.com/office/word/2010/wordprocessingShape" mc:Ignorable="w14 wp14">
+  <w:p>
+    <w:pPr>
+      <w:pStyle w:val="Header"/>
+      <w:jc w:val="left"/>
+    </w:pPr>
+    <w:r/>
+    <w:r>
+      <w:rPr>
+        <w:rFonts w:ascii="Times New Roman" w:hAnsi="Times New Roman"/>
+        <w:b w:val="0"/>
+        <w:i w:val="0"/>
+        <w:color w:val="666666"/>
+        <w:sz w:val="17"/>
+      </w:rPr>
+      <w:t>Lindenhof und Partner mbB | Insolvenz- und Restrukturierungsakte | Bearbeitungsstand Juli 2026</w:t>
+    </w:r>
+  </w:p>
+</w:hdr>
 </file>
 
 <file path=word/numbering.xml><?xml version="1.0" encoding="utf-8"?>
@@ -1780,11 +1987,12 @@
       <w:contextualSpacing/>
     </w:pPr>
     <w:rPr>
-      <w:rFonts w:asciiTheme="majorHAnsi" w:eastAsiaTheme="majorEastAsia" w:hAnsiTheme="majorHAnsi" w:cstheme="majorBidi"/>
+      <w:rFonts w:asciiTheme="majorHAnsi" w:eastAsiaTheme="majorEastAsia" w:hAnsiTheme="majorHAnsi" w:cstheme="majorBidi" w:ascii="Times New Roman" w:hAnsi="Times New Roman"/>
+      <w:b/>
       <w:color w:val="17365D" w:themeColor="text2" w:themeShade="BF"/>
       <w:spacing w:val="5"/>
       <w:kern w:val="28"/>
-      <w:sz w:val="52"/>
+      <w:sz w:val="30"/>
       <w:szCs w:val="52"/>
     </w:rPr>
   </w:style>
